--- a/blog/trending-instagram-hashtags/Trending Instagram Hashtags - August 2026.docx
+++ b/blog/trending-instagram-hashtags/Trending Instagram Hashtags - August 2026.docx
@@ -13,17 +13,10 @@
     <w:p>
       <w:r>
         <w:rPr>
-          <w:b/>
-          <w:i w:val="0"/>
-        </w:rPr>
-        <w:t>Short answer:</w:t>
-      </w:r>
-      <w:r>
-        <w:rPr>
           <w:b w:val="0"/>
           <w:i w:val="0"/>
         </w:rPr>
-        <w:t xml:space="preserve"> The most-used tags on Instagram this month are still the broad ones, led by #love, #instagood and #reels, plus seasonal picks like #backtoschool. Volume isn't reach, though. Instagram capped captions at five hashtags in December 2025, so which five you spend matters far more than what's trending.</w:t>
+        <w:t>Trending Instagram hashtags this month are the usual giants, #love, #instagood, #reels, with #backtoschool riding the season. Here's the catch. You only get five slots now, because Instagram cut the limit from thirty in December 2025. So which five you pick beats whatever happens to be trending.</w:t>
       </w:r>
     </w:p>
     <w:p>
@@ -100,7 +93,7 @@
           <w:b w:val="0"/>
           <w:i w:val="0"/>
         </w:rPr>
-        <w:t>You came for a list, so it's below. Read the section after it before you use any of them, though, because the rules have changed twice in the past eighteen months.</w:t>
+        <w:t>You came for a list, so it's below. Read the next section before you use any of it, because the rules changed twice in eighteen months and most hashtag advice still hasn't caught up.</w:t>
       </w:r>
     </w:p>
     <w:p>
@@ -117,7 +110,7 @@
           <w:b w:val="0"/>
           <w:i w:val="0"/>
         </w:rPr>
-        <w:t>These are the tags carrying the most volume this month, grouped by what they are for. Volume tells you how crowded a tag is, not how far your post will travel.</w:t>
+        <w:t>Grouped by what each one is actually for. And remember what volume measures: how crowded a tag is, never how far your post will travel.</w:t>
       </w:r>
     </w:p>
     <w:tbl>
@@ -369,7 +362,7 @@
           <w:b w:val="0"/>
           <w:i w:val="0"/>
         </w:rPr>
-        <w:t>Notice how little those first two rows can do for you. A tag with two billion posts behind it buries yours in under a second, and nobody browsing it was looking for your business.</w:t>
+        <w:t>Look at those first two rows. A tag with two billion posts behind it buries yours in under a second, and nobody browsing it was looking for your business.</w:t>
       </w:r>
     </w:p>
     <w:p>
@@ -378,7 +371,7 @@
           <w:b w:val="0"/>
           <w:i w:val="0"/>
         </w:rPr>
-        <w:t xml:space="preserve">The seasonal and niche rows are where a slot earns its place. Need help building a set for your own? SocialBee's </w:t>
+        <w:t xml:space="preserve">The seasonal and niche rows are where a slot actually earns its place, and if you want help building a set for your own, SocialBee's </w:t>
       </w:r>
       <w:hyperlink r:id="rId9">
         <w:r>
@@ -394,7 +387,7 @@
           <w:b w:val="0"/>
           <w:i w:val="0"/>
         </w:rPr>
-        <w:t xml:space="preserve"> will do the first pass for you.</w:t>
+        <w:t xml:space="preserve"> will do the first pass.</w:t>
       </w:r>
     </w:p>
     <w:p>
@@ -420,7 +413,25 @@
           <w:b w:val="0"/>
           <w:i w:val="0"/>
         </w:rPr>
-        <w:t xml:space="preserve">On 19 December 2025, Instagram's @Creators account announced that every post and Reel would be limited to five hashtags, down from the old thirty. It's a platform-enforced limit rather than a suggestion, it applies to every account type, and splitting tags between the caption and the first comment won't buy you more room. </w:t>
+        <w:t>Instagram's @Creators account made the announcement on 19 December 2025. Five hashtags per post or Reel. The old ceiling was thirty.</w:t>
+      </w:r>
+    </w:p>
+    <w:p>
+      <w:r>
+        <w:rPr>
+          <w:b w:val="0"/>
+          <w:i w:val="0"/>
+        </w:rPr>
+        <w:t>This one is enforced, not advised.</w:t>
+      </w:r>
+    </w:p>
+    <w:p>
+      <w:r>
+        <w:rPr>
+          <w:b w:val="0"/>
+          <w:i w:val="0"/>
+        </w:rPr>
+        <w:t xml:space="preserve">It applies to every account type, and no, splitting tags between the caption and the first comment won't buy you more room, because the cap treats both as one pool. </w:t>
       </w:r>
       <w:hyperlink r:id="rId10">
         <w:r>
@@ -507,7 +518,7 @@
           <w:b w:val="0"/>
           <w:i w:val="0"/>
         </w:rPr>
-        <w:t xml:space="preserve">That was the second change in a year. </w:t>
+        <w:t xml:space="preserve">It was the second change in a year. Twelve months earlier, </w:t>
       </w:r>
       <w:hyperlink r:id="rId12">
         <w:r>
@@ -523,7 +534,7 @@
           <w:b w:val="0"/>
           <w:i w:val="0"/>
         </w:rPr>
-        <w:t xml:space="preserve"> on 13 December 2024, which quietly ended the one mechanism by which a tag could deliver your post to somebody's feed.</w:t>
+        <w:t>, quietly killing the one mechanism by which a tag could ever put your post into somebody's feed.</w:t>
       </w:r>
     </w:p>
     <w:p>
@@ -540,7 +551,7 @@
           <w:b w:val="0"/>
           <w:i w:val="0"/>
         </w:rPr>
-        <w:t>For reach, no. For context, yes.</w:t>
+        <w:t>For reach, no. For context, yes, and the difference is worth more than another list of tags.</w:t>
       </w:r>
     </w:p>
     <w:p>
@@ -549,7 +560,7 @@
           <w:b w:val="0"/>
           <w:i w:val="0"/>
         </w:rPr>
-        <w:t>The head of Instagram has put it about as bluntly as he can. Hashtags aren't a primary way to increase reach, and whatever effect they once had was marginal. Watch time moves reach. So do likes measured against reach, and sends into DMs.</w:t>
+        <w:t>Mosseri has been about as blunt as the head of Instagram can be about it: hashtags aren't a primary way to increase reach. Whatever effect they once had was marginal. What does move reach is watch time, plus likes and DM sends measured against it.</w:t>
       </w:r>
     </w:p>
     <w:p>
@@ -558,14 +569,28 @@
           <w:b w:val="0"/>
           <w:i w:val="0"/>
         </w:rPr>
-        <w:t xml:space="preserve">There is data behind him. Metricool's 2026 Instagram Study looked at 24 million posts from 375,118 accounts and found that posts carrying at least one hashtag averaged </w:t>
+        <w:t xml:space="preserve">There's data behind him. Metricool's 2026 Instagram Study went through 24 million posts. Across 375,118 accounts, the ones carrying at least one hashtag averaged </w:t>
       </w:r>
       <w:r>
         <w:rPr>
           <w:b/>
           <w:i w:val="0"/>
         </w:rPr>
-        <w:t>31.7% fewer views and 33.89% fewer interactions</w:t>
+        <w:t>31.7% fewer views</w:t>
+      </w:r>
+      <w:r>
+        <w:rPr>
+          <w:b w:val="0"/>
+          <w:i w:val="0"/>
+        </w:rPr>
+        <w:t xml:space="preserve"> and </w:t>
+      </w:r>
+      <w:r>
+        <w:rPr>
+          <w:b/>
+          <w:i w:val="0"/>
+        </w:rPr>
+        <w:t>33.89% fewer interactions</w:t>
       </w:r>
       <w:r>
         <w:rPr>
@@ -581,7 +606,7 @@
           <w:b w:val="0"/>
           <w:i w:val="0"/>
         </w:rPr>
-        <w:t>Read that carefully, because it's a correlation rather than a proven cause. Hashtags almost certainly aren't draining your views. A likelier story: accounts leaning hardest on hashtags are the ones doing everything else less well. Either way, the belief that stacking tags buys distribution doesn't survive the numbers.</w:t>
+        <w:t>Read that carefully, because it's a correlation rather than a proven cause, and hashtags almost certainly aren't draining anybody's views. More likely, accounts leaning hardest on hashtags are the ones doing everything else less well anyway. Either way, the belief that stacking tags buys distribution doesn't survive the numbers.</w:t>
       </w:r>
     </w:p>
     <w:p>
@@ -590,7 +615,7 @@
           <w:b w:val="0"/>
           <w:i w:val="0"/>
         </w:rPr>
-        <w:t xml:space="preserve">What hashtags still do is tell Instagram what your post is about, which feeds search and Explore. Our guide to the </w:t>
+        <w:t xml:space="preserve">So what do they still do? They tell Instagram what your post is about, which feeds search and Explore, and if you want the signals that actually rank you, our guide to the </w:t>
       </w:r>
       <w:hyperlink r:id="rId13">
         <w:r>
@@ -606,7 +631,7 @@
           <w:b w:val="0"/>
           <w:i w:val="0"/>
         </w:rPr>
-        <w:t xml:space="preserve"> covers the signals that actually rank you.</w:t>
+        <w:t xml:space="preserve"> goes through all of them.</w:t>
       </w:r>
     </w:p>
     <w:p>
@@ -733,7 +758,7 @@
           <w:b w:val="0"/>
           <w:i w:val="0"/>
         </w:rPr>
-        <w:t xml:space="preserve"> if the format is the point, like #reels for a Reel.</w:t>
+        <w:t>, but only when the format is genuinely the point, like #reels on a Reel rather than on a carousel.</w:t>
       </w:r>
     </w:p>
     <w:p>
@@ -752,7 +777,7 @@
           <w:b w:val="0"/>
           <w:i w:val="0"/>
         </w:rPr>
-        <w:t xml:space="preserve"> you actually own and can track over time.</w:t>
+        <w:t xml:space="preserve"> you own.</w:t>
       </w:r>
     </w:p>
     <w:p>
@@ -761,7 +786,7 @@
           <w:b w:val="0"/>
           <w:i w:val="0"/>
         </w:rPr>
-        <w:t xml:space="preserve">Then put the real work into the caption. Caption text gets indexed for search, so the phrase someone would type belongs in your opening line, written as a sentence rather than bolted on as a tag. That single habit does more than any tag you could have added. For the Reels-specific version, see our post on </w:t>
+        <w:t xml:space="preserve">Then put the real work into the caption. Caption text gets indexed for search, so the phrase someone would type belongs in your opening line, written as a sentence rather than bolted on as a tag. That single habit does more for you than any tag you could have added, and for the Reels-specific version there's our post on </w:t>
       </w:r>
       <w:hyperlink r:id="rId15">
         <w:r>
@@ -803,7 +828,7 @@
           <w:b w:val="0"/>
           <w:i w:val="0"/>
         </w:rPr>
-        <w:t xml:space="preserve">SocialBee generates relevant hashtags from your post, then saves them as Hashtag Collections you can drop into any future post. Build one set per content pillar and you'll stop rebuilding the same five tags every Tuesday. It sits inside the same editor you schedule from, so the caption, the tags and the posting time all get decided once. Here is </w:t>
+        <w:t xml:space="preserve">SocialBee reads your post and suggests tags, then lets you save the set as a Hashtag Collection. Build one per content pillar. You'll stop rebuilding the same five tags every Tuesday, and because it lives in the editor you schedule from, the caption and the posting time get settled in the same sitting. Here's </w:t>
       </w:r>
       <w:hyperlink r:id="rId16">
         <w:r>
@@ -890,7 +915,7 @@
           <w:b w:val="0"/>
           <w:i w:val="0"/>
         </w:rPr>
-        <w:t>Rarely. A trending tag is a crowded tag, and crowding is what buries you. Use one only when your content genuinely belongs to that moment.</w:t>
+        <w:t>Rarely. A trending tag is a crowded tag, and crowding is what buries you. Use one when your content genuinely belongs to that moment, not because it happens to be trending.</w:t>
       </w:r>
     </w:p>
     <w:p>
@@ -911,7 +936,7 @@
           <w:b w:val="0"/>
           <w:i w:val="0"/>
         </w:rPr>
-        <w:t>No. Mosseri has said they never meaningfully did, and Metricool's 2026 study found posts with hashtags underperforming the average by roughly a third on views.</w:t>
+        <w:t>No. Mosseri says they never meaningfully did, and that 2026 study puts hashtag posts about a third below the average on views.</w:t>
       </w:r>
     </w:p>
     <w:p>
